--- a/output/templates-docx/contrato_trabalhista.docx
+++ b/output/templates-docx/contrato_trabalhista.docx
@@ -288,7 +288,7 @@
           <w:color w:val="000000"/>
           <w:sz w:val="22"/>
         </w:rPr>
-        <w:t xml:space="preserve">, {NACIONALIDADE}, {PROFISSAO}, inscrito no CPF sob o nº {CPF}, </w:t>
+        <w:t xml:space="preserve">, {NACIONALIDADE}, {ESTADO_CIVIL}, {PROFISSAO}, inscrito no CPF sob o nº {CPF}, </w:t>
       </w:r>
       <w:r>
         <w:rPr>
